--- a/assets/njau-undergraduate/v0-manual/clean-template.docx
+++ b/assets/njau-undergraduate/v0-manual/clean-template.docx
@@ -3115,54 +3115,6 @@
         <w:ind w:firstLineChars="225" w:firstLine="540"/>
         <w:rPr>
           <w:rFonts w:ascii="宋体" w:hAnsi="宋体"/>
-          <w:color w:val="FF0000"/>
-          <w:sz w:val="24"/>
-        </w:rPr>
-      </w:pPr>
-    </w:p>
-    <w:p>
-      <w:pPr>
-        <w:snapToGrid w:val="0"/>
-        <w:spacing w:line="400" w:lineRule="exact"/>
-        <w:ind w:firstLineChars="225" w:firstLine="540"/>
-        <w:rPr>
-          <w:rFonts w:ascii="宋体" w:hAnsi="宋体"/>
-          <w:color w:val="FF0000"/>
-          <w:sz w:val="24"/>
-        </w:rPr>
-      </w:pPr>
-    </w:p>
-    <w:p>
-      <w:pPr>
-        <w:snapToGrid w:val="0"/>
-        <w:spacing w:line="400" w:lineRule="exact"/>
-        <w:ind w:firstLineChars="225" w:firstLine="540"/>
-        <w:rPr>
-          <w:rFonts w:ascii="宋体" w:hAnsi="宋体"/>
-          <w:color w:val="FF0000"/>
-          <w:sz w:val="24"/>
-        </w:rPr>
-      </w:pPr>
-    </w:p>
-    <w:p>
-      <w:pPr>
-        <w:snapToGrid w:val="0"/>
-        <w:spacing w:line="400" w:lineRule="exact"/>
-        <w:ind w:firstLineChars="225" w:firstLine="540"/>
-        <w:rPr>
-          <w:rFonts w:ascii="宋体" w:hAnsi="宋体"/>
-          <w:color w:val="FF0000"/>
-          <w:sz w:val="24"/>
-        </w:rPr>
-      </w:pPr>
-    </w:p>
-    <w:p>
-      <w:pPr>
-        <w:snapToGrid w:val="0"/>
-        <w:spacing w:line="400" w:lineRule="exact"/>
-        <w:ind w:firstLineChars="225" w:firstLine="540"/>
-        <w:rPr>
-          <w:rFonts w:ascii="宋体" w:hAnsi="宋体"/>
           <w:color w:val="0000FF"/>
           <w:sz w:val="24"/>
         </w:rPr>
@@ -3295,32 +3247,6 @@
         <w:ind w:firstLineChars="225" w:firstLine="540"/>
         <w:rPr>
           <w:rFonts w:ascii="宋体" w:hAnsi="宋体"/>
-          <w:color w:val="FF0000"/>
-          <w:sz w:val="24"/>
-        </w:rPr>
-      </w:pPr>
-    </w:p>
-    <w:p>
-      <w:pPr>
-        <w:snapToGrid w:val="0"/>
-        <w:spacing w:line="400" w:lineRule="exact"/>
-        <w:ind w:firstLineChars="225" w:firstLine="540"/>
-        <w:rPr>
-          <w:rFonts w:ascii="宋体" w:hAnsi="宋体"/>
-          <w:color w:val="FF0000"/>
-          <w:sz w:val="24"/>
-        </w:rPr>
-      </w:pPr>
-      <w:bookmarkStart w:id="1" w:name="_GoBack"/>
-      <w:bookmarkEnd w:id="1"/>
-    </w:p>
-    <w:p>
-      <w:pPr>
-        <w:snapToGrid w:val="0"/>
-        <w:spacing w:line="400" w:lineRule="exact"/>
-        <w:ind w:firstLineChars="225" w:firstLine="540"/>
-        <w:rPr>
-          <w:rFonts w:ascii="宋体" w:hAnsi="宋体"/>
           <w:color w:val="0000FF"/>
           <w:sz w:val="24"/>
         </w:rPr>
@@ -3455,39 +3381,6 @@
     </w:p>
     <w:p>
       <w:pPr>
-        <w:snapToGrid w:val="0"/>
-        <w:spacing w:line="400" w:lineRule="exact"/>
-        <w:ind w:firstLineChars="200" w:firstLine="480"/>
-        <w:rPr>
-          <w:rFonts w:ascii="宋体" w:hAnsi="宋体"/>
-          <w:color w:val="FF0000"/>
-          <w:sz w:val="24"/>
-        </w:rPr>
-      </w:pPr>
-    </w:p>
-    <w:p>
-      <w:pPr>
-        <w:snapToGrid w:val="0"/>
-        <w:spacing w:line="400" w:lineRule="exact"/>
-        <w:ind w:firstLineChars="200" w:firstLine="480"/>
-        <w:rPr>
-          <w:color w:val="FF0000"/>
-          <w:sz w:val="24"/>
-        </w:rPr>
-      </w:pPr>
-    </w:p>
-    <w:p>
-      <w:pPr>
-        <w:spacing w:line="400" w:lineRule="exact"/>
-        <w:ind w:firstLineChars="200" w:firstLine="480"/>
-        <w:rPr>
-          <w:color w:val="FF0000"/>
-          <w:sz w:val="24"/>
-        </w:rPr>
-      </w:pPr>
-    </w:p>
-    <w:p>
-      <w:pPr>
         <w:spacing w:line="400" w:lineRule="exact"/>
         <w:ind w:firstLineChars="200" w:firstLine="480"/>
         <w:rPr>
@@ -3496,7 +3389,6 @@
           <w:sz w:val="24"/>
         </w:rPr>
       </w:pPr>
-      <w:bookmarkStart w:id="2" w:name="_Toc55767854"/>
       <w:sdt>
         <w:sdtPr>
           <w:alias w:val="paragraph"/>
@@ -3547,20 +3439,6 @@
       <w:pPr>
         <w:pStyle w:val="23"/>
         <w:spacing w:beforeLines="0" w:afterLines="0" w:line="400" w:lineRule="exact"/>
-        <w:ind w:firstLineChars="200" w:firstLine="480"/>
-        <w:jc w:val="left"/>
-        <w:outlineLvl w:val="2"/>
-        <w:rPr>
-          <w:rFonts w:ascii="宋体" w:eastAsia="宋体" w:hAnsi="宋体"/>
-          <w:color w:val="0000FF"/>
-          <w:sz w:val="24"/>
-        </w:rPr>
-      </w:pPr>
-    </w:p>
-    <w:p>
-      <w:pPr>
-        <w:pStyle w:val="23"/>
-        <w:spacing w:beforeLines="0" w:afterLines="0" w:line="400" w:lineRule="exact"/>
         <w:jc w:val="left"/>
         <w:outlineLvl w:val="2"/>
         <w:rPr>
@@ -3588,74 +3466,6 @@
     </w:p>
     <w:p>
       <w:pPr>
-        <w:pStyle w:val="23"/>
-        <w:spacing w:beforeLines="0" w:afterLines="0" w:line="400" w:lineRule="exact"/>
-        <w:ind w:firstLineChars="200" w:firstLine="480"/>
-        <w:jc w:val="left"/>
-        <w:outlineLvl w:val="2"/>
-        <w:rPr>
-          <w:rFonts w:ascii="宋体" w:eastAsia="宋体" w:hAnsi="宋体"/>
-          <w:b/>
-          <w:sz w:val="24"/>
-        </w:rPr>
-      </w:pPr>
-    </w:p>
-    <w:p>
-      <w:pPr>
-        <w:pStyle w:val="23"/>
-        <w:spacing w:beforeLines="0" w:afterLines="0" w:line="400" w:lineRule="exact"/>
-        <w:jc w:val="left"/>
-        <w:outlineLvl w:val="2"/>
-        <w:rPr>
-          <w:rFonts w:ascii="宋体" w:eastAsia="宋体" w:hAnsi="宋体"/>
-          <w:color w:val="0000FF"/>
-          <w:sz w:val="24"/>
-        </w:rPr>
-      </w:pPr>
-    </w:p>
-    <w:p>
-      <w:pPr>
-        <w:pStyle w:val="23"/>
-        <w:spacing w:beforeLines="0" w:afterLines="0" w:line="400" w:lineRule="exact"/>
-        <w:ind w:firstLineChars="200" w:firstLine="480"/>
-        <w:jc w:val="left"/>
-        <w:outlineLvl w:val="2"/>
-        <w:rPr>
-          <w:rFonts w:ascii="宋体" w:eastAsia="宋体" w:hAnsi="宋体"/>
-          <w:color w:val="0000FF"/>
-          <w:sz w:val="24"/>
-        </w:rPr>
-      </w:pPr>
-    </w:p>
-    <w:p>
-      <w:pPr>
-        <w:pStyle w:val="23"/>
-        <w:spacing w:beforeLines="0" w:afterLines="0" w:line="400" w:lineRule="exact"/>
-        <w:jc w:val="left"/>
-        <w:outlineLvl w:val="2"/>
-        <w:rPr>
-          <w:rFonts w:ascii="黑体" w:hAnsi="黑体"/>
-          <w:color w:val="0000FF"/>
-          <w:szCs w:val="28"/>
-        </w:rPr>
-      </w:pPr>
-    </w:p>
-    <w:p>
-      <w:pPr>
-        <w:pStyle w:val="23"/>
-        <w:spacing w:beforeLines="0" w:afterLines="0" w:line="400" w:lineRule="exact"/>
-        <w:ind w:firstLineChars="200" w:firstLine="480"/>
-        <w:jc w:val="left"/>
-        <w:outlineLvl w:val="2"/>
-        <w:rPr>
-          <w:rFonts w:ascii="宋体" w:eastAsia="宋体" w:hAnsi="宋体"/>
-          <w:color w:val="0000FF"/>
-          <w:sz w:val="24"/>
-        </w:rPr>
-      </w:pPr>
-    </w:p>
-    <w:p>
-      <w:pPr>
         <w:widowControl/>
         <w:jc w:val="left"/>
         <w:sectPr>
@@ -3680,475 +3490,15 @@
       <w:r>
         <w:rPr>
           <w:rFonts w:hint="eastAsia"/>
-          <w:color w:val="FF0000"/>
         </w:rPr>
         <w:lastRenderedPageBreak/>
       </w:r>
-      <w:bookmarkStart w:id="3" w:name="_Toc55767856"/>
-      <w:bookmarkEnd w:id="2"/>
-    </w:p>
-    <w:p>
-      <w:pPr>
-        <w:snapToGrid w:val="0"/>
-        <w:spacing w:line="400" w:lineRule="exact"/>
-        <w:ind w:firstLineChars="225" w:firstLine="540"/>
-        <w:rPr>
-          <w:rFonts w:ascii="宋体" w:hAnsi="宋体"/>
-          <w:color w:val="FF0000"/>
-          <w:sz w:val="24"/>
-        </w:rPr>
-      </w:pPr>
-    </w:p>
-    <w:p>
-      <w:pPr>
-        <w:snapToGrid w:val="0"/>
-        <w:spacing w:line="400" w:lineRule="exact"/>
-        <w:ind w:firstLineChars="225" w:firstLine="540"/>
-        <w:rPr>
-          <w:color w:val="FF0000"/>
-          <w:sz w:val="24"/>
-        </w:rPr>
-      </w:pPr>
-    </w:p>
-    <w:p>
-      <w:pPr>
-        <w:snapToGrid w:val="0"/>
-        <w:spacing w:line="400" w:lineRule="exact"/>
-        <w:ind w:firstLineChars="225" w:firstLine="540"/>
-        <w:rPr>
-          <w:rFonts w:ascii="宋体" w:hAnsi="宋体"/>
-          <w:color w:val="FF0000"/>
-          <w:sz w:val="24"/>
-        </w:rPr>
-      </w:pPr>
-      <w:bookmarkEnd w:id="3"/>
-    </w:p>
-    <w:p>
-      <w:pPr>
-        <w:pStyle w:val="23"/>
-        <w:spacing w:beforeLines="0" w:afterLines="0" w:line="400" w:lineRule="exact"/>
-        <w:ind w:firstLineChars="200" w:firstLine="480"/>
-        <w:jc w:val="left"/>
-        <w:outlineLvl w:val="2"/>
-        <w:rPr>
-          <w:rFonts w:eastAsia="宋体"/>
-          <w:color w:val="FF0000"/>
-          <w:sz w:val="24"/>
-        </w:rPr>
-      </w:pPr>
-    </w:p>
-    <w:p>
-      <w:pPr>
-        <w:spacing w:line="400" w:lineRule="exact"/>
-        <w:ind w:firstLineChars="200" w:firstLine="480"/>
-        <w:rPr>
-          <w:rFonts w:ascii="宋体" w:hAnsi="宋体"/>
-          <w:color w:val="0000FF"/>
-          <w:sz w:val="24"/>
-        </w:rPr>
-      </w:pPr>
-    </w:p>
-    <w:p>
-      <w:pPr>
-        <w:pStyle w:val="23"/>
-        <w:spacing w:beforeLines="0" w:afterLines="0" w:line="400" w:lineRule="exact"/>
-        <w:jc w:val="left"/>
-        <w:outlineLvl w:val="2"/>
-        <w:rPr>
-          <w:rFonts w:ascii="黑体" w:hAnsi="黑体"/>
-          <w:color w:val="0000FF"/>
-          <w:szCs w:val="28"/>
-        </w:rPr>
-      </w:pPr>
-    </w:p>
-    <w:p>
-      <w:pPr>
-        <w:pStyle w:val="23"/>
-        <w:spacing w:beforeLines="0" w:afterLines="0" w:line="400" w:lineRule="exact"/>
-        <w:ind w:firstLineChars="200" w:firstLine="480"/>
-        <w:jc w:val="left"/>
-        <w:outlineLvl w:val="2"/>
-        <w:rPr>
-          <w:rFonts w:ascii="宋体" w:eastAsia="宋体" w:hAnsi="宋体"/>
-          <w:color w:val="0000FF"/>
-          <w:sz w:val="24"/>
-        </w:rPr>
-      </w:pPr>
-    </w:p>
-    <w:p>
-      <w:pPr>
-        <w:pStyle w:val="23"/>
-        <w:spacing w:beforeLines="0" w:afterLines="0" w:line="400" w:lineRule="exact"/>
-        <w:jc w:val="left"/>
-        <w:outlineLvl w:val="2"/>
-        <w:rPr>
-          <w:rFonts w:ascii="宋体" w:eastAsia="宋体" w:hAnsi="宋体"/>
-          <w:color w:val="0000FF"/>
-          <w:sz w:val="24"/>
-        </w:rPr>
-      </w:pPr>
-    </w:p>
-    <w:p>
-      <w:pPr>
-        <w:pStyle w:val="23"/>
-        <w:spacing w:beforeLines="0" w:afterLines="0" w:line="400" w:lineRule="exact"/>
-        <w:ind w:firstLineChars="200" w:firstLine="480"/>
-        <w:jc w:val="left"/>
-        <w:outlineLvl w:val="2"/>
-        <w:rPr>
-          <w:rFonts w:ascii="宋体" w:eastAsia="宋体" w:hAnsi="宋体"/>
-          <w:b/>
-          <w:sz w:val="24"/>
-        </w:rPr>
-      </w:pPr>
-    </w:p>
-    <w:p>
-      <w:pPr>
-        <w:pStyle w:val="23"/>
-        <w:spacing w:beforeLines="0" w:afterLines="0" w:line="400" w:lineRule="exact"/>
-        <w:jc w:val="left"/>
-        <w:outlineLvl w:val="2"/>
-        <w:rPr>
-          <w:rFonts w:ascii="宋体" w:eastAsia="宋体" w:hAnsi="宋体"/>
-          <w:color w:val="0000FF"/>
-          <w:sz w:val="24"/>
-        </w:rPr>
-      </w:pPr>
-    </w:p>
-    <w:p>
-      <w:pPr>
-        <w:pStyle w:val="23"/>
-        <w:spacing w:beforeLines="0" w:afterLines="0" w:line="400" w:lineRule="exact"/>
-        <w:ind w:firstLineChars="200" w:firstLine="480"/>
-        <w:jc w:val="left"/>
-        <w:outlineLvl w:val="2"/>
-        <w:rPr>
-          <w:rFonts w:ascii="宋体" w:eastAsia="宋体" w:hAnsi="宋体"/>
-          <w:color w:val="0000FF"/>
-          <w:sz w:val="24"/>
-        </w:rPr>
-      </w:pPr>
-    </w:p>
-    <w:p>
-      <w:pPr>
-        <w:pStyle w:val="23"/>
-        <w:spacing w:beforeLines="0" w:afterLines="0" w:line="400" w:lineRule="exact"/>
-        <w:jc w:val="left"/>
-        <w:outlineLvl w:val="2"/>
-        <w:rPr>
-          <w:rFonts w:ascii="黑体" w:hAnsi="黑体"/>
-          <w:color w:val="0000FF"/>
-          <w:szCs w:val="28"/>
-        </w:rPr>
-      </w:pPr>
-    </w:p>
-    <w:p>
-      <w:pPr>
-        <w:pStyle w:val="23"/>
-        <w:spacing w:beforeLines="0" w:afterLines="0" w:line="400" w:lineRule="exact"/>
-        <w:ind w:firstLineChars="200" w:firstLine="480"/>
-        <w:jc w:val="left"/>
-        <w:outlineLvl w:val="2"/>
-        <w:rPr>
-          <w:rFonts w:ascii="宋体" w:eastAsia="宋体" w:hAnsi="宋体"/>
-          <w:color w:val="0000FF"/>
-          <w:sz w:val="24"/>
-        </w:rPr>
-      </w:pPr>
-    </w:p>
-    <w:p>
-      <w:pPr>
-        <w:pStyle w:val="23"/>
-        <w:spacing w:beforeLines="0" w:afterLines="0" w:line="400" w:lineRule="exact"/>
-        <w:jc w:val="left"/>
-        <w:outlineLvl w:val="2"/>
-        <w:rPr>
-          <w:rFonts w:ascii="宋体" w:eastAsia="宋体" w:hAnsi="宋体"/>
-          <w:color w:val="0000FF"/>
-          <w:sz w:val="24"/>
-        </w:rPr>
-      </w:pPr>
-    </w:p>
-    <w:p>
-      <w:pPr>
-        <w:pStyle w:val="23"/>
-        <w:spacing w:beforeLines="0" w:afterLines="0" w:line="400" w:lineRule="exact"/>
-        <w:ind w:firstLineChars="200" w:firstLine="480"/>
-        <w:jc w:val="left"/>
-        <w:outlineLvl w:val="2"/>
-        <w:rPr>
-          <w:rFonts w:ascii="宋体" w:eastAsia="宋体" w:hAnsi="宋体"/>
-          <w:b/>
-          <w:sz w:val="24"/>
-        </w:rPr>
-      </w:pPr>
-    </w:p>
-    <w:p>
-      <w:pPr>
-        <w:pStyle w:val="23"/>
-        <w:spacing w:beforeLines="0" w:afterLines="0" w:line="400" w:lineRule="exact"/>
-        <w:jc w:val="left"/>
-        <w:outlineLvl w:val="2"/>
-        <w:rPr>
-          <w:rFonts w:ascii="宋体" w:eastAsia="宋体" w:hAnsi="宋体"/>
-          <w:color w:val="0000FF"/>
-          <w:sz w:val="24"/>
-        </w:rPr>
-      </w:pPr>
-    </w:p>
-    <w:p>
-      <w:pPr>
-        <w:pStyle w:val="23"/>
-        <w:spacing w:beforeLines="0" w:afterLines="0" w:line="400" w:lineRule="exact"/>
-        <w:ind w:firstLineChars="200" w:firstLine="480"/>
-        <w:jc w:val="left"/>
-        <w:outlineLvl w:val="2"/>
-        <w:rPr>
-          <w:rFonts w:ascii="宋体" w:eastAsia="宋体" w:hAnsi="宋体"/>
-          <w:color w:val="0000FF"/>
-          <w:sz w:val="24"/>
-        </w:rPr>
-      </w:pPr>
-    </w:p>
-    <w:p>
-      <w:pPr>
-        <w:pStyle w:val="23"/>
-        <w:spacing w:beforeLines="0" w:afterLines="0" w:line="400" w:lineRule="exact"/>
-        <w:jc w:val="left"/>
-        <w:outlineLvl w:val="2"/>
-        <w:rPr>
-          <w:rFonts w:ascii="黑体" w:hAnsi="黑体"/>
-          <w:color w:val="0000FF"/>
-          <w:szCs w:val="28"/>
-        </w:rPr>
-      </w:pPr>
-    </w:p>
-    <w:p>
-      <w:pPr>
-        <w:pStyle w:val="23"/>
-        <w:spacing w:beforeLines="0" w:afterLines="0" w:line="400" w:lineRule="exact"/>
-        <w:ind w:firstLineChars="200" w:firstLine="480"/>
-        <w:jc w:val="left"/>
-        <w:outlineLvl w:val="2"/>
-        <w:rPr>
-          <w:rFonts w:ascii="宋体" w:eastAsia="宋体" w:hAnsi="宋体"/>
-          <w:color w:val="0000FF"/>
-          <w:sz w:val="24"/>
-        </w:rPr>
-      </w:pPr>
-    </w:p>
-    <w:p>
-      <w:pPr>
-        <w:pStyle w:val="23"/>
-        <w:spacing w:beforeLines="0" w:afterLines="0" w:line="400" w:lineRule="exact"/>
-        <w:jc w:val="left"/>
-        <w:outlineLvl w:val="2"/>
-        <w:rPr>
-          <w:rFonts w:ascii="宋体" w:eastAsia="宋体" w:hAnsi="宋体"/>
-          <w:b/>
-          <w:sz w:val="24"/>
-        </w:rPr>
-      </w:pPr>
-    </w:p>
-    <w:p>
-      <w:pPr>
-        <w:pStyle w:val="23"/>
-        <w:spacing w:beforeLines="0" w:afterLines="0" w:line="400" w:lineRule="exact"/>
-        <w:jc w:val="left"/>
-        <w:outlineLvl w:val="2"/>
-        <w:rPr>
-          <w:rFonts w:ascii="宋体" w:eastAsia="宋体" w:hAnsi="宋体"/>
-          <w:b/>
-          <w:sz w:val="24"/>
-        </w:rPr>
-        <w:sectPr>
-          <w:footerReference w:type="default" r:id="rId23"/>
-          <w:pgSz w:w="11906" w:h="16838" w:code="9"/>
-          <w:pgMar w:top="1134" w:right="1134" w:bottom="1134" w:left="1134" w:header="850" w:footer="992" w:gutter="284"/>
-          <w:pgNumType w:start="1"/>
-          <w:cols w:space="425"/>
-          <w:docGrid w:linePitch="312"/>
-        </w:sectPr>
-      </w:pPr>
-    </w:p>
-    <w:p>
-      <w:pPr>
-        <w:pStyle w:val="1"/>
-        <w:spacing w:before="480" w:after="360" w:line="400" w:lineRule="exact"/>
-      </w:pPr>
-      <w:bookmarkStart w:id="4" w:name="_Toc55767861"/>
       <w:r>
         <w:rPr>
           <w:rFonts w:hint="eastAsia"/>
         </w:rPr>
-        <w:lastRenderedPageBreak/>
-      </w:r>
-      <w:bookmarkEnd w:id="4"/>
-    </w:p>
-    <w:p>
-      <w:pPr>
-        <w:snapToGrid w:val="0"/>
-        <w:spacing w:line="400" w:lineRule="exact"/>
-        <w:ind w:firstLineChars="225" w:firstLine="540"/>
-        <w:rPr>
-          <w:rFonts w:ascii="宋体" w:hAnsi="宋体"/>
-          <w:color w:val="FF0000"/>
-          <w:sz w:val="24"/>
-        </w:rPr>
-      </w:pPr>
-    </w:p>
-    <w:p>
-      <w:pPr>
-        <w:snapToGrid w:val="0"/>
-        <w:spacing w:line="400" w:lineRule="exact"/>
-        <w:ind w:firstLineChars="225" w:firstLine="540"/>
-        <w:rPr>
-          <w:rFonts w:ascii="宋体" w:hAnsi="宋体"/>
-          <w:color w:val="FF0000"/>
-          <w:sz w:val="24"/>
-        </w:rPr>
-      </w:pPr>
-    </w:p>
-    <w:p>
-      <w:pPr>
-        <w:snapToGrid w:val="0"/>
-        <w:spacing w:line="400" w:lineRule="exact"/>
-        <w:ind w:firstLineChars="225" w:firstLine="540"/>
-        <w:rPr>
-          <w:rFonts w:ascii="宋体" w:hAnsi="宋体"/>
-          <w:color w:val="FF0000"/>
-          <w:sz w:val="24"/>
-        </w:rPr>
-      </w:pPr>
-    </w:p>
-    <w:p>
-      <w:pPr>
-        <w:snapToGrid w:val="0"/>
-        <w:spacing w:line="400" w:lineRule="exact"/>
-        <w:ind w:firstLineChars="225" w:firstLine="540"/>
-        <w:rPr>
-          <w:rFonts w:ascii="宋体" w:hAnsi="宋体"/>
-          <w:color w:val="FF0000"/>
-          <w:sz w:val="24"/>
-        </w:rPr>
-      </w:pPr>
-    </w:p>
-    <w:p>
-      <w:pPr>
-        <w:snapToGrid w:val="0"/>
-        <w:spacing w:line="400" w:lineRule="exact"/>
-        <w:ind w:firstLineChars="225" w:firstLine="540"/>
-        <w:rPr>
-          <w:rFonts w:ascii="宋体" w:hAnsi="宋体"/>
-          <w:color w:val="FF0000"/>
-          <w:sz w:val="24"/>
-        </w:rPr>
-      </w:pPr>
-    </w:p>
-    <w:p>
-      <w:pPr>
-        <w:widowControl/>
-        <w:jc w:val="left"/>
-        <w:rPr>
-          <w:rFonts w:ascii="黑体" w:eastAsia="黑体" w:hAnsi="黑体"/>
-          <w:bCs/>
-          <w:kern w:val="44"/>
-          <w:sz w:val="32"/>
-          <w:szCs w:val="28"/>
-        </w:rPr>
-        <w:sectPr>
-          <w:footerReference w:type="default" r:id="rId24"/>
-          <w:pgSz w:w="11906" w:h="16838" w:code="9"/>
-          <w:pgMar w:top="1134" w:right="1134" w:bottom="1134" w:left="1134" w:header="850" w:footer="992" w:gutter="284"/>
-          <w:cols w:space="425"/>
-          <w:docGrid w:linePitch="312"/>
-        </w:sectPr>
-      </w:pPr>
-      <w:bookmarkStart w:id="5" w:name="_Toc55767866"/>
-      <w:r>
-        <w:br w:type="page"/>
-      </w:r>
-    </w:p>
-    <w:p>
-      <w:pPr>
-        <w:pStyle w:val="1"/>
-        <w:spacing w:before="480" w:after="360" w:line="400" w:lineRule="exact"/>
-      </w:pPr>
-      <w:r>
-        <w:rPr>
-          <w:rFonts w:hint="eastAsia"/>
-        </w:rPr>
-        <w:lastRenderedPageBreak/>
-      </w:r>
-      <w:r>
-        <w:rPr>
-          <w:rFonts w:hint="eastAsia"/>
-        </w:rPr>
         <w:t xml:space="preserve">参考文献</w:t>
       </w:r>
-      <w:bookmarkEnd w:id="5"/>
-    </w:p>
-    <w:p>
-      <w:pPr>
-        <w:snapToGrid w:val="0"/>
-        <w:spacing w:line="400" w:lineRule="exact"/>
-        <w:ind w:firstLineChars="225" w:firstLine="540"/>
-        <w:rPr>
-          <w:rFonts w:ascii="宋体" w:hAnsi="宋体"/>
-          <w:color w:val="FF0000"/>
-          <w:sz w:val="24"/>
-        </w:rPr>
-      </w:pPr>
-    </w:p>
-    <w:p>
-      <w:pPr>
-        <w:snapToGrid w:val="0"/>
-        <w:spacing w:line="400" w:lineRule="exact"/>
-        <w:ind w:firstLineChars="225" w:firstLine="540"/>
-        <w:rPr>
-          <w:rFonts w:ascii="宋体" w:hAnsi="宋体"/>
-          <w:color w:val="FF0000"/>
-          <w:sz w:val="24"/>
-        </w:rPr>
-      </w:pPr>
-    </w:p>
-    <w:p>
-      <w:pPr>
-        <w:snapToGrid w:val="0"/>
-        <w:spacing w:line="400" w:lineRule="exact"/>
-        <w:ind w:firstLineChars="225" w:firstLine="540"/>
-        <w:rPr>
-          <w:rFonts w:ascii="宋体" w:hAnsi="宋体"/>
-          <w:color w:val="FF0000"/>
-          <w:sz w:val="24"/>
-        </w:rPr>
-      </w:pPr>
-    </w:p>
-    <w:p>
-      <w:pPr>
-        <w:snapToGrid w:val="0"/>
-        <w:spacing w:line="400" w:lineRule="exact"/>
-        <w:ind w:firstLineChars="225" w:firstLine="540"/>
-        <w:rPr>
-          <w:rFonts w:ascii="宋体" w:hAnsi="宋体"/>
-          <w:color w:val="FF0000"/>
-          <w:sz w:val="24"/>
-        </w:rPr>
-      </w:pPr>
-    </w:p>
-    <w:p>
-      <w:pPr>
-        <w:widowControl/>
-        <w:shd w:val="clear" w:color="auto" w:fill="FFFFFF"/>
-        <w:spacing w:beforeLines="50" w:before="120" w:line="400" w:lineRule="exact"/>
-        <w:ind w:firstLine="482"/>
-        <w:jc w:val="left"/>
-        <w:rPr>
-          <w:rFonts w:ascii="宋体" w:hAnsi="宋体" w:cs="Arial"/>
-          <w:color w:val="0000FF"/>
-          <w:kern w:val="0"/>
-        </w:rPr>
-      </w:pPr>
     </w:p>
     <w:p>
       <w:pPr>
@@ -4189,202 +3539,6 @@
         <w:jc w:val="left"/>
         <w:rPr>
           <w:rFonts w:ascii="宋体" w:hAnsi="宋体" w:cs="Arial"/>
-          <w:color w:val="0000FF"/>
-          <w:kern w:val="0"/>
-        </w:rPr>
-      </w:pPr>
-    </w:p>
-    <w:p>
-      <w:pPr>
-        <w:widowControl/>
-        <w:shd w:val="clear" w:color="auto" w:fill="FFFFFF"/>
-        <w:spacing w:line="400" w:lineRule="exact"/>
-        <w:ind w:firstLine="480"/>
-        <w:jc w:val="left"/>
-        <w:rPr>
-          <w:rFonts w:ascii="宋体" w:hAnsi="宋体" w:cs="Arial"/>
-          <w:color w:val="0000FF"/>
-          <w:kern w:val="0"/>
-        </w:rPr>
-      </w:pPr>
-    </w:p>
-    <w:p>
-      <w:pPr>
-        <w:widowControl/>
-        <w:shd w:val="clear" w:color="auto" w:fill="FFFFFF"/>
-        <w:spacing w:line="400" w:lineRule="exact"/>
-        <w:ind w:firstLine="480"/>
-        <w:jc w:val="left"/>
-        <w:rPr>
-          <w:rFonts w:ascii="宋体" w:hAnsi="宋体" w:cs="Arial"/>
-          <w:color w:val="0000FF"/>
-          <w:kern w:val="0"/>
-        </w:rPr>
-      </w:pPr>
-    </w:p>
-    <w:p>
-      <w:pPr>
-        <w:widowControl/>
-        <w:shd w:val="clear" w:color="auto" w:fill="FFFFFF"/>
-        <w:spacing w:line="400" w:lineRule="exact"/>
-        <w:ind w:firstLine="480"/>
-        <w:jc w:val="left"/>
-        <w:rPr>
-          <w:rFonts w:ascii="宋体" w:hAnsi="宋体" w:cs="Arial"/>
-          <w:color w:val="0000FF"/>
-          <w:kern w:val="0"/>
-        </w:rPr>
-      </w:pPr>
-    </w:p>
-    <w:p>
-      <w:pPr>
-        <w:widowControl/>
-        <w:shd w:val="clear" w:color="auto" w:fill="FFFFFF"/>
-        <w:spacing w:line="400" w:lineRule="exact"/>
-        <w:ind w:firstLine="480"/>
-        <w:jc w:val="left"/>
-        <w:rPr>
-          <w:rFonts w:ascii="宋体" w:hAnsi="宋体" w:cs="Arial"/>
-          <w:color w:val="0000FF"/>
-          <w:kern w:val="0"/>
-        </w:rPr>
-      </w:pPr>
-    </w:p>
-    <w:p>
-      <w:pPr>
-        <w:widowControl/>
-        <w:shd w:val="clear" w:color="auto" w:fill="FFFFFF"/>
-        <w:spacing w:line="400" w:lineRule="exact"/>
-        <w:ind w:firstLine="480"/>
-        <w:jc w:val="left"/>
-        <w:rPr>
-          <w:rFonts w:ascii="宋体" w:hAnsi="宋体" w:cs="Arial"/>
-          <w:color w:val="0000FF"/>
-          <w:kern w:val="0"/>
-        </w:rPr>
-      </w:pPr>
-    </w:p>
-    <w:p>
-      <w:pPr>
-        <w:widowControl/>
-        <w:shd w:val="clear" w:color="auto" w:fill="FFFFFF"/>
-        <w:spacing w:line="400" w:lineRule="exact"/>
-        <w:ind w:firstLine="480"/>
-        <w:jc w:val="left"/>
-        <w:rPr>
-          <w:rFonts w:ascii="宋体" w:hAnsi="宋体" w:cs="Arial"/>
-          <w:color w:val="0000FF"/>
-          <w:kern w:val="0"/>
-        </w:rPr>
-      </w:pPr>
-    </w:p>
-    <w:p>
-      <w:pPr>
-        <w:widowControl/>
-        <w:shd w:val="clear" w:color="auto" w:fill="FFFFFF"/>
-        <w:spacing w:line="400" w:lineRule="exact"/>
-        <w:ind w:firstLine="480"/>
-        <w:jc w:val="left"/>
-        <w:rPr>
-          <w:rFonts w:ascii="宋体" w:hAnsi="宋体" w:cs="Arial"/>
-          <w:color w:val="0000FF"/>
-          <w:kern w:val="0"/>
-        </w:rPr>
-      </w:pPr>
-    </w:p>
-    <w:p>
-      <w:pPr>
-        <w:widowControl/>
-        <w:shd w:val="clear" w:color="auto" w:fill="FFFFFF"/>
-        <w:spacing w:line="400" w:lineRule="exact"/>
-        <w:ind w:firstLine="480"/>
-        <w:jc w:val="left"/>
-        <w:rPr>
-          <w:rFonts w:ascii="宋体" w:hAnsi="宋体" w:cs="Arial"/>
-          <w:color w:val="0000FF"/>
-          <w:kern w:val="0"/>
-        </w:rPr>
-      </w:pPr>
-    </w:p>
-    <w:p>
-      <w:pPr>
-        <w:widowControl/>
-        <w:shd w:val="clear" w:color="auto" w:fill="FFFFFF"/>
-        <w:spacing w:line="400" w:lineRule="exact"/>
-        <w:ind w:firstLine="480"/>
-        <w:jc w:val="left"/>
-        <w:rPr>
-          <w:rFonts w:ascii="宋体" w:hAnsi="宋体" w:cs="Arial"/>
-          <w:color w:val="0000FF"/>
-          <w:kern w:val="0"/>
-        </w:rPr>
-      </w:pPr>
-    </w:p>
-    <w:p>
-      <w:pPr>
-        <w:widowControl/>
-        <w:shd w:val="clear" w:color="auto" w:fill="FFFFFF"/>
-        <w:spacing w:line="400" w:lineRule="exact"/>
-        <w:ind w:firstLine="480"/>
-        <w:jc w:val="left"/>
-        <w:rPr>
-          <w:rFonts w:ascii="宋体" w:hAnsi="宋体" w:cs="Arial"/>
-          <w:color w:val="0000FF"/>
-          <w:kern w:val="0"/>
-        </w:rPr>
-      </w:pPr>
-    </w:p>
-    <w:p>
-      <w:pPr>
-        <w:widowControl/>
-        <w:shd w:val="clear" w:color="auto" w:fill="FFFFFF"/>
-        <w:spacing w:line="400" w:lineRule="exact"/>
-        <w:ind w:firstLine="480"/>
-        <w:jc w:val="left"/>
-        <w:rPr>
-          <w:rFonts w:ascii="宋体" w:hAnsi="宋体" w:cs="Arial"/>
-          <w:color w:val="0000FF"/>
-          <w:kern w:val="0"/>
-        </w:rPr>
-      </w:pPr>
-    </w:p>
-    <w:p>
-      <w:pPr>
-        <w:widowControl/>
-        <w:shd w:val="clear" w:color="auto" w:fill="FFFFFF"/>
-        <w:spacing w:line="400" w:lineRule="exact"/>
-        <w:ind w:firstLine="480"/>
-        <w:jc w:val="left"/>
-        <w:rPr>
-          <w:rFonts w:ascii="宋体" w:hAnsi="宋体" w:cs="Arial"/>
-          <w:color w:val="0000FF"/>
-          <w:kern w:val="0"/>
-        </w:rPr>
-      </w:pPr>
-    </w:p>
-    <w:p>
-      <w:pPr>
-        <w:widowControl/>
-        <w:shd w:val="clear" w:color="auto" w:fill="FFFFFF"/>
-        <w:spacing w:line="400" w:lineRule="exact"/>
-        <w:ind w:firstLine="480"/>
-        <w:jc w:val="left"/>
-        <w:rPr>
-          <w:rFonts w:ascii="宋体" w:hAnsi="宋体" w:cs="Arial"/>
-          <w:color w:val="0000FF"/>
-          <w:kern w:val="0"/>
-        </w:rPr>
-      </w:pPr>
-    </w:p>
-    <w:p>
-      <w:pPr>
-        <w:widowControl/>
-        <w:shd w:val="clear" w:color="auto" w:fill="FFFFFF"/>
-        <w:spacing w:line="400" w:lineRule="exact"/>
-        <w:ind w:firstLine="480"/>
-        <w:jc w:val="left"/>
-        <w:rPr>
-          <w:rFonts w:ascii="宋体" w:hAnsi="宋体" w:cs="Arial"/>
           <w:color w:val="333333"/>
           <w:kern w:val="0"/>
         </w:rPr>
@@ -4626,29 +3780,6 @@
         <w:t xml:space="preserve">谢</w:t>
       </w:r>
       <w:bookmarkEnd w:id="8"/>
-    </w:p>
-    <w:p>
-      <w:pPr>
-        <w:snapToGrid w:val="0"/>
-        <w:spacing w:line="400" w:lineRule="exact"/>
-        <w:ind w:firstLineChars="225" w:firstLine="540"/>
-        <w:rPr>
-          <w:rFonts w:ascii="宋体" w:hAnsi="宋体"/>
-          <w:color w:val="FF0000"/>
-          <w:sz w:val="24"/>
-        </w:rPr>
-      </w:pPr>
-    </w:p>
-    <w:p>
-      <w:pPr>
-        <w:spacing w:line="400" w:lineRule="exact"/>
-        <w:ind w:firstLineChars="200" w:firstLine="480"/>
-        <w:rPr>
-          <w:rFonts w:ascii="宋体" w:hAnsi="宋体"/>
-          <w:color w:val="FF0000"/>
-          <w:sz w:val="24"/>
-        </w:rPr>
-      </w:pPr>
     </w:p>
     <w:p>
       <w:pPr>
